--- a/instructions_v1.5.docx
+++ b/instructions_v1.5.docx
@@ -319,7 +319,7 @@
         <w:rPr>
           <w:lang w:val="en-GB"/>
         </w:rPr>
-        <w:t xml:space="preserve"> with a RAM module (CE-151 or larger). The recording holds the program without its REM lines (4425 bytes); with its variables it needs about 5 KB of memory, so it does not fit into a PC-1500 or PC-2 without a module.</w:t>
+        <w:t xml:space="preserve"> with a RAM module (CE-151 or larger). The recording holds the program without its REM lines (4747 bytes); with its variables it needs about 5.5 KB of memory, so it does not fit into a PC-1500 or PC-2 without a module.</w:t>
       </w:r>
     </w:p>
     <w:p>
@@ -483,7 +483,7 @@
         <w:rPr>
           <w:lang w:val="en-GB"/>
         </w:rPr>
-        <w:t>, about 5 minutes). If the program does not load, try again with another volume.</w:t>
+        <w:t>, about 6 minutes). If the program does not load, try again with another volume.</w:t>
       </w:r>
     </w:p>
     <w:p>
@@ -542,7 +542,7 @@
         <w:rPr>
           <w:lang w:val="en-GB"/>
         </w:rPr>
-        <w:t>. Leave out the REM lines: the recording does not contain them either, and with them the program would fill almost all the memory of a PC-1500A. The place names and treasures in lines 970–986 contain small letters (SML key).</w:t>
+        <w:t>. Leave out the REM lines: the recording does not contain them either, and with them the program would not leave enough memory for its variables on a PC-1500A. The place names and treasures in lines 970–986 contain small letters (SML key).</w:t>
       </w:r>
     </w:p>
     <w:p>
@@ -900,7 +900,7 @@
               <w:keepNext/>
             </w:pPr>
             <w:r>
-              <w:t>Sell relics (section 9)</w:t>
+              <w:t>Sell relics, mercenaries and jihadists (section 9)</w:t>
             </w:r>
           </w:p>
         </w:tc>
@@ -4742,6 +4742,7 @@
     </w:p>
     <w:p>
       <w:pPr>
+        <w:keepNext/>
         <w:spacing w:after="120"/>
         <w:rPr>
           <w:lang w:val="en-GB"/>
@@ -4759,65 +4760,558 @@
           <w:bCs/>
           <w:lang w:val="en-GB"/>
         </w:rPr>
-        <w:t>S</w:t>
-      </w:r>
-      <w:r>
-        <w:rPr>
-          <w:lang w:val="en-GB"/>
-        </w:rPr>
-        <w:t xml:space="preserve"> to sell relics. The game shows the price of one relic, e.g. </w:t>
+        <w:t xml:space="preserve">S</w:t>
+      </w:r>
+      <w:r>
+        <w:rPr>
+          <w:lang w:val="en-GB"/>
+        </w:rPr>
+        <w:t xml:space="preserve">. The game first shows what you have to sell, e.g. </w:t>
       </w:r>
       <w:r>
         <w:rPr>
           <w:rFonts w:ascii="Courier New" w:eastAsia="Courier New" w:hAnsi="Courier New" w:cs="Courier New"/>
           <w:lang w:val="en-GB"/>
         </w:rPr>
-        <w:t>1 RELIC = p GOLD</w:t>
-      </w:r>
-      <w:r>
-        <w:rPr>
-          <w:lang w:val="en-GB"/>
-        </w:rPr>
-        <w:t xml:space="preserve">. The price is random. It stays the same until your next fight and then changes. </w:t>
+        <w:t xml:space="preserve">REL 9 MERC 12 JIH 2</w:t>
+      </w:r>
+      <w:r>
+        <w:rPr>
+          <w:lang w:val="en-GB"/>
+        </w:rPr>
+        <w:t xml:space="preserve"> (relics, mercenaries, jihadists), then asks </w:t>
       </w:r>
       <w:r>
         <w:rPr>
           <w:rFonts w:ascii="Courier New" w:eastAsia="Courier New" w:hAnsi="Courier New" w:cs="Courier New"/>
           <w:lang w:val="en-GB"/>
         </w:rPr>
-        <w:t>SELL HOW MANY?</w:t>
-      </w:r>
-      <w:r>
-        <w:rPr>
-          <w:lang w:val="en-GB"/>
-        </w:rPr>
-        <w:t xml:space="preserve">: type a number (0 keeps all relics); the game shows </w:t>
+        <w:t xml:space="preserve">SELL R)EL M)ERC J)IHAD?</w:t>
+      </w:r>
+      <w:r>
+        <w:rPr>
+          <w:lang w:val="en-GB"/>
+        </w:rPr>
+        <w:t xml:space="preserve">:</w:t>
+      </w:r>
+    </w:p>
+    <w:tbl>
+      <w:tblPr>
+        <w:tblW w:w="7638" w:type="dxa"/>
+        <w:tblBorders>
+          <w:top w:val="single" w:sz="4" w:space="0" w:color="auto"/>
+          <w:left w:val="single" w:sz="4" w:space="0" w:color="auto"/>
+          <w:bottom w:val="single" w:sz="4" w:space="0" w:color="auto"/>
+          <w:right w:val="single" w:sz="4" w:space="0" w:color="auto"/>
+          <w:insideH w:val="single" w:sz="4" w:space="0" w:color="auto"/>
+          <w:insideV w:val="single" w:sz="4" w:space="0" w:color="auto"/>
+        </w:tblBorders>
+        <w:tblCellMar>
+          <w:left w:w="10" w:type="dxa"/>
+          <w:right w:w="10" w:type="dxa"/>
+        </w:tblCellMar>
+        <w:tblLook w:val="04A0" w:firstRow="1" w:lastRow="0" w:firstColumn="1" w:lastColumn="0" w:noHBand="0" w:noVBand="1"/>
+      </w:tblPr>
+      <w:tblGrid>
+        <w:gridCol w:w="1400"/>
+        <w:gridCol w:w="4238"/>
+        <w:gridCol w:w="2000"/>
+      </w:tblGrid>
+      <w:tr>
+        <w:tblPrEx>
+          <w:tblCellMar>
+            <w:top w:w="0" w:type="dxa"/>
+            <w:bottom w:w="0" w:type="dxa"/>
+          </w:tblCellMar>
+        </w:tblPrEx>
+        <w:trPr>
+          <w:cantSplit/>
+          <w:tblHeader/>
+        </w:trPr>
+        <w:tc>
+          <w:tcPr>
+            <w:tcW w:w="1400" w:type="dxa"/>
+            <w:tcBorders>
+              <w:top w:val="single" w:sz="4" w:space="0" w:color="999999"/>
+              <w:left w:val="single" w:sz="4" w:space="0" w:color="999999"/>
+              <w:bottom w:val="single" w:sz="4" w:space="0" w:color="999999"/>
+              <w:right w:val="single" w:sz="4" w:space="0" w:color="999999"/>
+            </w:tcBorders>
+            <w:shd w:val="clear" w:color="auto" w:fill="D9E2F3"/>
+            <w:tcMar>
+              <w:top w:w="30" w:type="dxa"/>
+              <w:left w:w="100" w:type="dxa"/>
+              <w:bottom w:w="30" w:type="dxa"/>
+              <w:right w:w="100" w:type="dxa"/>
+            </w:tcMar>
+          </w:tcPr>
+          <w:p>
+            <w:pPr>
+              <w:keepNext/>
+            </w:pPr>
+            <w:r>
+              <w:rPr>
+                <w:b/>
+                <w:bCs/>
+              </w:rPr>
+              <w:t>Key</w:t>
+            </w:r>
+          </w:p>
+        </w:tc>
+        <w:tc>
+          <w:tcPr>
+            <w:tcW w:w="4238" w:type="dxa"/>
+            <w:tcBorders>
+              <w:top w:val="single" w:sz="4" w:space="0" w:color="999999"/>
+              <w:left w:val="single" w:sz="4" w:space="0" w:color="999999"/>
+              <w:bottom w:val="single" w:sz="4" w:space="0" w:color="999999"/>
+              <w:right w:val="single" w:sz="4" w:space="0" w:color="999999"/>
+            </w:tcBorders>
+            <w:shd w:val="clear" w:color="auto" w:fill="D9E2F3"/>
+            <w:tcMar>
+              <w:top w:w="30" w:type="dxa"/>
+              <w:left w:w="100" w:type="dxa"/>
+              <w:bottom w:w="30" w:type="dxa"/>
+              <w:right w:w="100" w:type="dxa"/>
+            </w:tcMar>
+          </w:tcPr>
+          <w:p>
+            <w:pPr>
+              <w:keepNext/>
+            </w:pPr>
+            <w:r>
+              <w:rPr>
+                <w:b/>
+                <w:bCs/>
+              </w:rPr>
+              <w:t>Item</w:t>
+            </w:r>
+          </w:p>
+        </w:tc>
+        <w:tc>
+          <w:tcPr>
+            <w:tcW w:w="2000" w:type="dxa"/>
+            <w:tcBorders>
+              <w:top w:val="single" w:sz="4" w:space="0" w:color="999999"/>
+              <w:left w:val="single" w:sz="4" w:space="0" w:color="999999"/>
+              <w:bottom w:val="single" w:sz="4" w:space="0" w:color="999999"/>
+              <w:right w:val="single" w:sz="4" w:space="0" w:color="999999"/>
+            </w:tcBorders>
+            <w:shd w:val="clear" w:color="auto" w:fill="D9E2F3"/>
+            <w:tcMar>
+              <w:top w:w="30" w:type="dxa"/>
+              <w:left w:w="100" w:type="dxa"/>
+              <w:bottom w:w="30" w:type="dxa"/>
+              <w:right w:w="100" w:type="dxa"/>
+            </w:tcMar>
+          </w:tcPr>
+          <w:p>
+            <w:pPr>
+              <w:keepNext/>
+            </w:pPr>
+            <w:r>
+              <w:rPr>
+                <w:b/>
+                <w:bCs/>
+              </w:rPr>
+              <w:t>Price (gold)</w:t>
+            </w:r>
+          </w:p>
+        </w:tc>
+      </w:tr>
+      <w:tr>
+        <w:tblPrEx>
+          <w:tblCellMar>
+            <w:top w:w="0" w:type="dxa"/>
+            <w:bottom w:w="0" w:type="dxa"/>
+          </w:tblCellMar>
+        </w:tblPrEx>
+        <w:trPr>
+          <w:cantSplit/>
+        </w:trPr>
+        <w:tc>
+          <w:tcPr>
+            <w:tcW w:w="1400" w:type="dxa"/>
+            <w:tcBorders>
+              <w:top w:val="single" w:sz="4" w:space="0" w:color="999999"/>
+              <w:left w:val="single" w:sz="4" w:space="0" w:color="999999"/>
+              <w:bottom w:val="single" w:sz="4" w:space="0" w:color="999999"/>
+              <w:right w:val="single" w:sz="4" w:space="0" w:color="999999"/>
+            </w:tcBorders>
+            <w:tcMar>
+              <w:top w:w="30" w:type="dxa"/>
+              <w:left w:w="100" w:type="dxa"/>
+              <w:bottom w:w="30" w:type="dxa"/>
+              <w:right w:w="100" w:type="dxa"/>
+            </w:tcMar>
+          </w:tcPr>
+          <w:p>
+            <w:pPr>
+              <w:keepNext/>
+            </w:pPr>
+            <w:r>
+              <w:t>R</w:t>
+            </w:r>
+          </w:p>
+        </w:tc>
+        <w:tc>
+          <w:tcPr>
+            <w:tcW w:w="4238" w:type="dxa"/>
+            <w:tcBorders>
+              <w:top w:val="single" w:sz="4" w:space="0" w:color="999999"/>
+              <w:left w:val="single" w:sz="4" w:space="0" w:color="999999"/>
+              <w:bottom w:val="single" w:sz="4" w:space="0" w:color="999999"/>
+              <w:right w:val="single" w:sz="4" w:space="0" w:color="999999"/>
+            </w:tcBorders>
+            <w:tcMar>
+              <w:top w:w="30" w:type="dxa"/>
+              <w:left w:w="100" w:type="dxa"/>
+              <w:bottom w:w="30" w:type="dxa"/>
+              <w:right w:w="100" w:type="dxa"/>
+            </w:tcMar>
+          </w:tcPr>
+          <w:p>
+            <w:pPr>
+              <w:keepNext/>
+            </w:pPr>
+            <w:r>
+              <w:t>Relic</w:t>
+            </w:r>
+          </w:p>
+        </w:tc>
+        <w:tc>
+          <w:tcPr>
+            <w:tcW w:w="2000" w:type="dxa"/>
+            <w:tcBorders>
+              <w:top w:val="single" w:sz="4" w:space="0" w:color="999999"/>
+              <w:left w:val="single" w:sz="4" w:space="0" w:color="999999"/>
+              <w:bottom w:val="single" w:sz="4" w:space="0" w:color="999999"/>
+              <w:right w:val="single" w:sz="4" w:space="0" w:color="999999"/>
+            </w:tcBorders>
+            <w:tcMar>
+              <w:top w:w="30" w:type="dxa"/>
+              <w:left w:w="100" w:type="dxa"/>
+              <w:bottom w:w="30" w:type="dxa"/>
+              <w:right w:w="100" w:type="dxa"/>
+            </w:tcMar>
+          </w:tcPr>
+          <w:p>
+            <w:pPr>
+              <w:keepNext/>
+              <w:jc w:val="right"/>
+            </w:pPr>
+            <w:r>
+              <w:t>random</w:t>
+            </w:r>
+          </w:p>
+        </w:tc>
+      </w:tr>
+      <w:tr>
+        <w:tblPrEx>
+          <w:tblCellMar>
+            <w:top w:w="0" w:type="dxa"/>
+            <w:bottom w:w="0" w:type="dxa"/>
+          </w:tblCellMar>
+        </w:tblPrEx>
+        <w:trPr>
+          <w:cantSplit/>
+        </w:trPr>
+        <w:tc>
+          <w:tcPr>
+            <w:tcW w:w="1400" w:type="dxa"/>
+            <w:tcBorders>
+              <w:top w:val="single" w:sz="4" w:space="0" w:color="999999"/>
+              <w:left w:val="single" w:sz="4" w:space="0" w:color="999999"/>
+              <w:bottom w:val="single" w:sz="4" w:space="0" w:color="999999"/>
+              <w:right w:val="single" w:sz="4" w:space="0" w:color="999999"/>
+            </w:tcBorders>
+            <w:tcMar>
+              <w:top w:w="30" w:type="dxa"/>
+              <w:left w:w="100" w:type="dxa"/>
+              <w:bottom w:w="30" w:type="dxa"/>
+              <w:right w:w="100" w:type="dxa"/>
+            </w:tcMar>
+          </w:tcPr>
+          <w:p>
+            <w:pPr>
+              <w:keepNext/>
+            </w:pPr>
+            <w:r>
+              <w:t>M</w:t>
+            </w:r>
+          </w:p>
+        </w:tc>
+        <w:tc>
+          <w:tcPr>
+            <w:tcW w:w="4238" w:type="dxa"/>
+            <w:tcBorders>
+              <w:top w:val="single" w:sz="4" w:space="0" w:color="999999"/>
+              <w:left w:val="single" w:sz="4" w:space="0" w:color="999999"/>
+              <w:bottom w:val="single" w:sz="4" w:space="0" w:color="999999"/>
+              <w:right w:val="single" w:sz="4" w:space="0" w:color="999999"/>
+            </w:tcBorders>
+            <w:tcMar>
+              <w:top w:w="30" w:type="dxa"/>
+              <w:left w:w="100" w:type="dxa"/>
+              <w:bottom w:w="30" w:type="dxa"/>
+              <w:right w:w="100" w:type="dxa"/>
+            </w:tcMar>
+          </w:tcPr>
+          <w:p>
+            <w:pPr>
+              <w:keepNext/>
+            </w:pPr>
+            <w:r>
+              <w:t>Mercenary</w:t>
+            </w:r>
+          </w:p>
+        </w:tc>
+        <w:tc>
+          <w:tcPr>
+            <w:tcW w:w="2000" w:type="dxa"/>
+            <w:tcBorders>
+              <w:top w:val="single" w:sz="4" w:space="0" w:color="999999"/>
+              <w:left w:val="single" w:sz="4" w:space="0" w:color="999999"/>
+              <w:bottom w:val="single" w:sz="4" w:space="0" w:color="999999"/>
+              <w:right w:val="single" w:sz="4" w:space="0" w:color="999999"/>
+            </w:tcBorders>
+            <w:tcMar>
+              <w:top w:w="30" w:type="dxa"/>
+              <w:left w:w="100" w:type="dxa"/>
+              <w:bottom w:w="30" w:type="dxa"/>
+              <w:right w:w="100" w:type="dxa"/>
+            </w:tcMar>
+          </w:tcPr>
+          <w:p>
+            <w:pPr>
+              <w:keepNext/>
+              <w:jc w:val="right"/>
+            </w:pPr>
+            <w:r>
+              <w:t>100</w:t>
+            </w:r>
+          </w:p>
+        </w:tc>
+      </w:tr>
+      <w:tr>
+        <w:tblPrEx>
+          <w:tblCellMar>
+            <w:top w:w="0" w:type="dxa"/>
+            <w:bottom w:w="0" w:type="dxa"/>
+          </w:tblCellMar>
+        </w:tblPrEx>
+        <w:trPr>
+          <w:cantSplit/>
+        </w:trPr>
+        <w:tc>
+          <w:tcPr>
+            <w:tcW w:w="1400" w:type="dxa"/>
+            <w:tcBorders>
+              <w:top w:val="single" w:sz="4" w:space="0" w:color="999999"/>
+              <w:left w:val="single" w:sz="4" w:space="0" w:color="999999"/>
+              <w:bottom w:val="single" w:sz="4" w:space="0" w:color="999999"/>
+              <w:right w:val="single" w:sz="4" w:space="0" w:color="999999"/>
+            </w:tcBorders>
+            <w:tcMar>
+              <w:top w:w="30" w:type="dxa"/>
+              <w:left w:w="100" w:type="dxa"/>
+              <w:bottom w:w="30" w:type="dxa"/>
+              <w:right w:w="100" w:type="dxa"/>
+            </w:tcMar>
+          </w:tcPr>
+          <w:p>
+            <w:r>
+              <w:t>J</w:t>
+            </w:r>
+          </w:p>
+        </w:tc>
+        <w:tc>
+          <w:tcPr>
+            <w:tcW w:w="4238" w:type="dxa"/>
+            <w:tcBorders>
+              <w:top w:val="single" w:sz="4" w:space="0" w:color="999999"/>
+              <w:left w:val="single" w:sz="4" w:space="0" w:color="999999"/>
+              <w:bottom w:val="single" w:sz="4" w:space="0" w:color="999999"/>
+              <w:right w:val="single" w:sz="4" w:space="0" w:color="999999"/>
+            </w:tcBorders>
+            <w:tcMar>
+              <w:top w:w="30" w:type="dxa"/>
+              <w:left w:w="100" w:type="dxa"/>
+              <w:bottom w:w="30" w:type="dxa"/>
+              <w:right w:w="100" w:type="dxa"/>
+            </w:tcMar>
+          </w:tcPr>
+          <w:p>
+            <w:r>
+              <w:t>Jihadist</w:t>
+            </w:r>
+          </w:p>
+        </w:tc>
+        <w:tc>
+          <w:tcPr>
+            <w:tcW w:w="2000" w:type="dxa"/>
+            <w:tcBorders>
+              <w:top w:val="single" w:sz="4" w:space="0" w:color="999999"/>
+              <w:left w:val="single" w:sz="4" w:space="0" w:color="999999"/>
+              <w:bottom w:val="single" w:sz="4" w:space="0" w:color="999999"/>
+              <w:right w:val="single" w:sz="4" w:space="0" w:color="999999"/>
+            </w:tcBorders>
+            <w:tcMar>
+              <w:top w:w="30" w:type="dxa"/>
+              <w:left w:w="100" w:type="dxa"/>
+              <w:bottom w:w="30" w:type="dxa"/>
+              <w:right w:w="100" w:type="dxa"/>
+            </w:tcMar>
+          </w:tcPr>
+          <w:p>
+            <w:pPr>
+              <w:jc w:val="right"/>
+            </w:pPr>
+            <w:r>
+              <w:t>400</w:t>
+            </w:r>
+          </w:p>
+        </w:tc>
+      </w:tr>
+    </w:tbl>
+    <w:p>
+      <w:pPr>
+        <w:spacing w:after="120"/>
+      </w:pPr>
+    </w:p>
+    <w:p>
+      <w:pPr>
+        <w:spacing w:after="120"/>
+        <w:rPr>
+          <w:lang w:val="en-GB"/>
+        </w:rPr>
+      </w:pPr>
+      <w:r>
+        <w:rPr>
+          <w:lang w:val="en-GB"/>
+        </w:rPr>
+        <w:t xml:space="preserve">Press </w:t>
+      </w:r>
+      <w:r>
+        <w:rPr>
+          <w:b/>
+          <w:bCs/>
+          <w:lang w:val="en-GB"/>
+        </w:rPr>
+        <w:t xml:space="preserve">R</w:t>
+      </w:r>
+      <w:r>
+        <w:rPr>
+          <w:lang w:val="en-GB"/>
+        </w:rPr>
+        <w:t xml:space="preserve">, </w:t>
+      </w:r>
+      <w:r>
+        <w:rPr>
+          <w:b/>
+          <w:bCs/>
+          <w:lang w:val="en-GB"/>
+        </w:rPr>
+        <w:t xml:space="preserve">M</w:t>
+      </w:r>
+      <w:r>
+        <w:rPr>
+          <w:lang w:val="en-GB"/>
+        </w:rPr>
+        <w:t xml:space="preserve"> or </w:t>
+      </w:r>
+      <w:r>
+        <w:rPr>
+          <w:b/>
+          <w:bCs/>
+          <w:lang w:val="en-GB"/>
+        </w:rPr>
+        <w:t xml:space="preserve">J</w:t>
+      </w:r>
+      <w:r>
+        <w:rPr>
+          <w:lang w:val="en-GB"/>
+        </w:rPr>
+        <w:t xml:space="preserve">; any other key returns to the main menu. The game shows the price of one piece and how many you have, e.g. </w:t>
       </w:r>
       <w:r>
         <w:rPr>
           <w:rFonts w:ascii="Courier New" w:eastAsia="Courier New" w:hAnsi="Courier New" w:cs="Courier New"/>
           <w:lang w:val="en-GB"/>
         </w:rPr>
-        <w:t>GOLD NOW g</w:t>
-      </w:r>
-      <w:r>
-        <w:rPr>
-          <w:lang w:val="en-GB"/>
-        </w:rPr>
-        <w:t xml:space="preserve">. Without relics: </w:t>
+        <w:t xml:space="preserve">PRICE 400 (MAX 2)</w:t>
+      </w:r>
+      <w:r>
+        <w:rPr>
+          <w:lang w:val="en-GB"/>
+        </w:rPr>
+        <w:t xml:space="preserve">, and asks </w:t>
       </w:r>
       <w:r>
         <w:rPr>
           <w:rFonts w:ascii="Courier New" w:eastAsia="Courier New" w:hAnsi="Courier New" w:cs="Courier New"/>
           <w:lang w:val="en-GB"/>
         </w:rPr>
-        <w:t>NO RELICS TO SELL</w:t>
-      </w:r>
-      <w:r>
-        <w:rPr>
-          <w:lang w:val="en-GB"/>
-        </w:rPr>
-        <w:t>.</w:t>
+        <w:t xml:space="preserve">SELL HOW MANY?</w:t>
+      </w:r>
+      <w:r>
+        <w:rPr>
+          <w:lang w:val="en-GB"/>
+        </w:rPr>
+        <w:t xml:space="preserve"> (0 sells nothing). Then it shows </w:t>
+      </w:r>
+      <w:r>
+        <w:rPr>
+          <w:rFonts w:ascii="Courier New" w:eastAsia="Courier New" w:hAnsi="Courier New" w:cs="Courier New"/>
+          <w:lang w:val="en-GB"/>
+        </w:rPr>
+        <w:t xml:space="preserve">GOLD NOW g</w:t>
+      </w:r>
+      <w:r>
+        <w:rPr>
+          <w:lang w:val="en-GB"/>
+        </w:rPr>
+        <w:t xml:space="preserve"> and the sell menu comes back.</w:t>
+      </w:r>
+    </w:p>
+    <w:p>
+      <w:pPr>
+        <w:spacing w:after="120"/>
+        <w:rPr>
+          <w:lang w:val="en-GB"/>
+        </w:rPr>
+      </w:pPr>
+      <w:r>
+        <w:rPr>
+          <w:lang w:val="en-GB"/>
+        </w:rPr>
+        <w:t xml:space="preserve">The price of a relic is random. It stays the same until your next fight and then changes. Mercenaries and jihadists sell for less than they cost. You cannot sell your last people: the game shows </w:t>
+      </w:r>
+      <w:r>
+        <w:rPr>
+          <w:rFonts w:ascii="Courier New" w:eastAsia="Courier New" w:hAnsi="Courier New" w:cs="Courier New"/>
+          <w:lang w:val="en-GB"/>
+        </w:rPr>
+        <w:t xml:space="preserve">KEEP SOMEONE!</w:t>
+      </w:r>
+      <w:r>
+        <w:rPr>
+          <w:lang w:val="en-GB"/>
+        </w:rPr>
+        <w:t xml:space="preserve">. If you have none of the chosen item, it shows </w:t>
+      </w:r>
+      <w:r>
+        <w:rPr>
+          <w:rFonts w:ascii="Courier New" w:eastAsia="Courier New" w:hAnsi="Courier New" w:cs="Courier New"/>
+          <w:lang w:val="en-GB"/>
+        </w:rPr>
+        <w:t xml:space="preserve">NOTHING TO SELL</w:t>
+      </w:r>
+      <w:r>
+        <w:rPr>
+          <w:lang w:val="en-GB"/>
+        </w:rPr>
+        <w:t xml:space="preserve">.</w:t>
       </w:r>
     </w:p>
     <w:p>
@@ -5231,6 +5725,22 @@
           <w:lang w:val="en-GB"/>
         </w:rPr>
         <w:t>Mercenaries are cheap insurance: they do not kill anyone, but with a few of them you can take fewer weapons into a fight. Too many of them only waste your gold.</w:t>
+      </w:r>
+    </w:p>
+    <w:p>
+      <w:pPr>
+        <w:pStyle w:val="Akapitzlist"/>
+        <w:numPr>
+          <w:ilvl w:val="0"/>
+          <w:numId w:val="2"/>
+        </w:numPr>
+        <w:spacing w:after="60"/>
+      </w:pPr>
+      <w:r>
+        <w:rPr>
+          <w:lang w:val="en-GB"/>
+        </w:rPr>
+        <w:t xml:space="preserve">Surplus mercenaries and jihadists can be sold for gold, but every one you sell is one fewer to take the militants' blows.</w:t>
       </w:r>
     </w:p>
     <w:p>

--- a/instructions_v1.5.docx
+++ b/instructions_v1.5.docx
@@ -319,7 +319,7 @@
         <w:rPr>
           <w:lang w:val="en-GB"/>
         </w:rPr>
-        <w:t xml:space="preserve"> with a RAM module (CE-151 or larger). The recording holds the program without its REM lines (4747 bytes); with its variables it needs about 5.5 KB of memory, so it does not fit into a PC-1500 or PC-2 without a module.</w:t>
+        <w:t xml:space="preserve"> with a RAM module (CE-151 or larger). The recording holds the program without its REM lines (4770 bytes); with its variables it needs about 5.5 KB of memory, so it does not fit into a PC-1500 or PC-2 without a module.</w:t>
       </w:r>
     </w:p>
     <w:p>
@@ -570,7 +570,20 @@
         <w:rPr>
           <w:lang w:val="en-GB"/>
         </w:rPr>
-        <w:t xml:space="preserve">The game shows its title, then </w:t>
+        <w:t xml:space="preserve">The game shows </w:t>
+      </w:r>
+      <w:r>
+        <w:rPr>
+          <w:rFonts w:ascii="Courier New" w:eastAsia="Courier New" w:hAnsi="Courier New" w:cs="Courier New"/>
+          <w:lang w:val="en-GB"/>
+        </w:rPr>
+        <w:t>Starting...</w:t>
+      </w:r>
+      <w:r>
+        <w:rPr>
+          <w:lang w:val="en-GB"/>
+        </w:rPr>
+        <w:t xml:space="preserve"> while it prepares the places, then its title, then </w:t>
       </w:r>
       <w:r>
         <w:rPr>

--- a/instructions_v1.5.docx
+++ b/instructions_v1.5.docx
@@ -319,7 +319,7 @@
         <w:rPr>
           <w:lang w:val="en-GB"/>
         </w:rPr>
-        <w:t xml:space="preserve"> with a RAM module (CE-151 or larger). The recording holds the program without its REM lines (4770 bytes); with its variables it needs about 5.5 KB of memory, so it does not fit into a PC-1500 or PC-2 without a module.</w:t>
+        <w:t xml:space="preserve"> with a RAM module (CE-151 or larger). The recording holds the program without its REM lines (4767 bytes); with its variables it needs about 5.5 KB of memory, so it does not fit into a PC-1500 or PC-2 without a module.</w:t>
       </w:r>
     </w:p>
     <w:p>
@@ -4792,7 +4792,7 @@
         <w:rPr>
           <w:lang w:val="en-GB"/>
         </w:rPr>
-        <w:t xml:space="preserve"> (relics, mercenaries, jihadists), then asks </w:t>
+        <w:t xml:space="preserve"> (relics, mercenaries, jihadists) and waits for ENTER. Then it asks </w:t>
       </w:r>
       <w:r>
         <w:rPr>

--- a/instructions_v1.5.docx
+++ b/instructions_v1.5.docx
@@ -319,7 +319,7 @@
         <w:rPr>
           <w:lang w:val="en-GB"/>
         </w:rPr>
-        <w:t xml:space="preserve"> with a RAM module (CE-151 or larger). The recording holds the program without its REM lines (4767 bytes); with its variables it needs about 5.5 KB of memory, so it does not fit into a PC-1500 or PC-2 without a module.</w:t>
+        <w:t xml:space="preserve"> with a RAM module (CE-151 or larger). The recording holds the program without its REM lines (4773 bytes); with its variables it needs about 5.5 KB of memory, so it does not fit into a PC-1500 or PC-2 without a module.</w:t>
       </w:r>
     </w:p>
     <w:p>
@@ -5438,7 +5438,7 @@
           <w:rFonts w:ascii="Courier New" w:eastAsia="Courier New" w:hAnsi="Courier New" w:cs="Courier New"/>
           <w:lang w:val="en-GB"/>
         </w:rPr>
-        <w:t>BRIM</w:t>
+        <w:t>BRIMSTONES</w:t>
       </w:r>
       <w:r>
         <w:rPr>
